--- a/docs/BAO_CAO_BAI_TAP_NHOM_CT210H.docx
+++ b/docs/BAO_CAO_BAI_TAP_NHOM_CT210H.docx
@@ -362,17 +362,7 @@
         <w:spacing w:after="40"/>
       </w:pPr>
       <w:r>
-        <w:rPr>
-          <w:sz w:val="22"/>
-        </w:rPr>
-        <w:t xml:space="preserve">  2.3. Bảng ma trận đánh giá đối sánh có trọng số và Biểu đồ Radar (Spider Chart)</w:t>
-      </w:r>
-      <w:r>
-        <w:rPr>
-          <w:color w:val="787878"/>
-          <w:sz w:val="22"/>
-        </w:rPr>
-        <w:t xml:space="preserve"> .......................................................................................... 8</w:t>
+        <w:t>2.3. So sánh trực quan kết quả thực nghiệm ba công cụ</w:t>
       </w:r>
     </w:p>
     <w:p>
@@ -762,12 +752,7 @@
         <w:pStyle w:val="Heading2"/>
       </w:pPr>
       <w:r>
-        <w:rPr>
-          <w:rFonts w:ascii="Times New Roman" w:hAnsi="Times New Roman"/>
-          <w:b/>
-          <w:sz w:val="26"/>
-        </w:rPr>
-        <w:t>2.2. Bảng ma trận đối sánh kỹ thuật có trọng số (Balanced Scoring Matrix)</w:t>
+        <w:t>2.2. Ma trận so sánh định tính theo tác vụ thực nghiệm</w:t>
       </w:r>
     </w:p>
     <w:tbl>
@@ -799,16 +784,7 @@
             </w:tcMar>
           </w:tcPr>
           <w:p>
-            <w:pPr>
-              <w:jc w:val="center"/>
-            </w:pPr>
             <w:r>
-              <w:rPr>
-                <w:rFonts w:ascii="Times New Roman" w:hAnsi="Times New Roman"/>
-                <w:b/>
-                <w:color w:val="FFFFFF"/>
-                <w:sz w:val="20"/>
-              </w:rPr>
               <w:t>STT</w:t>
             </w:r>
           </w:p>
@@ -825,17 +801,8 @@
             </w:tcMar>
           </w:tcPr>
           <w:p>
-            <w:pPr>
-              <w:jc w:val="center"/>
-            </w:pPr>
             <w:r>
-              <w:rPr>
-                <w:rFonts w:ascii="Times New Roman" w:hAnsi="Times New Roman"/>
-                <w:b/>
-                <w:color w:val="FFFFFF"/>
-                <w:sz w:val="20"/>
-              </w:rPr>
-              <w:t>Tiêu chí đánh giá</w:t>
+              <w:t>Tiêu chí thực nghiệm</w:t>
             </w:r>
           </w:p>
         </w:tc>
@@ -851,16 +818,7 @@
             </w:tcMar>
           </w:tcPr>
           <w:p>
-            <w:pPr>
-              <w:jc w:val="center"/>
-            </w:pPr>
             <w:r>
-              <w:rPr>
-                <w:rFonts w:ascii="Times New Roman" w:hAnsi="Times New Roman"/>
-                <w:b/>
-                <w:color w:val="FFFFFF"/>
-                <w:sz w:val="20"/>
-              </w:rPr>
               <w:t>Trọng số</w:t>
             </w:r>
           </w:p>
@@ -877,16 +835,7 @@
             </w:tcMar>
           </w:tcPr>
           <w:p>
-            <w:pPr>
-              <w:jc w:val="center"/>
-            </w:pPr>
             <w:r>
-              <w:rPr>
-                <w:rFonts w:ascii="Times New Roman" w:hAnsi="Times New Roman"/>
-                <w:b/>
-                <w:color w:val="FFFFFF"/>
-                <w:sz w:val="20"/>
-              </w:rPr>
               <w:t>Visual Paradigm</w:t>
             </w:r>
           </w:p>
@@ -903,16 +852,7 @@
             </w:tcMar>
           </w:tcPr>
           <w:p>
-            <w:pPr>
-              <w:jc w:val="center"/>
-            </w:pPr>
             <w:r>
-              <w:rPr>
-                <w:rFonts w:ascii="Times New Roman" w:hAnsi="Times New Roman"/>
-                <w:b/>
-                <w:color w:val="FFFFFF"/>
-                <w:sz w:val="20"/>
-              </w:rPr>
               <w:t>Enterprise Architect</w:t>
             </w:r>
           </w:p>
@@ -929,16 +869,7 @@
             </w:tcMar>
           </w:tcPr>
           <w:p>
-            <w:pPr>
-              <w:jc w:val="center"/>
-            </w:pPr>
             <w:r>
-              <w:rPr>
-                <w:rFonts w:ascii="Times New Roman" w:hAnsi="Times New Roman"/>
-                <w:b/>
-                <w:color w:val="FFFFFF"/>
-                <w:sz w:val="20"/>
-              </w:rPr>
               <w:t>StarUML</w:t>
             </w:r>
           </w:p>
@@ -955,17 +886,8 @@
             </w:tcMar>
           </w:tcPr>
           <w:p>
-            <w:pPr>
-              <w:jc w:val="center"/>
-            </w:pPr>
             <w:r>
-              <w:rPr>
-                <w:rFonts w:ascii="Times New Roman" w:hAnsi="Times New Roman"/>
-                <w:b/>
-                <w:color w:val="FFFFFF"/>
-                <w:sz w:val="20"/>
-              </w:rPr>
-              <w:t>Ưu thế</w:t>
+              <w:t>Nhận xét</w:t>
             </w:r>
           </w:p>
         </w:tc>
@@ -974,20 +896,10 @@
         <w:tc>
           <w:tcPr>
             <w:tcW w:type="dxa" w:w="1296"/>
-            <w:tcMar>
-              <w:top w:w="80" w:type="dxa"/>
-              <w:bottom w:w="80" w:type="dxa"/>
-              <w:left w:w="80" w:type="dxa"/>
-              <w:right w:w="80" w:type="dxa"/>
-            </w:tcMar>
           </w:tcPr>
           <w:p>
-            <w:pPr>
-              <w:jc w:val="center"/>
-            </w:pPr>
             <w:r>
               <w:rPr>
-                <w:rFonts w:ascii="Times New Roman" w:hAnsi="Times New Roman"/>
                 <w:sz w:val="20"/>
               </w:rPr>
               <w:t>1</w:t>
@@ -997,127 +909,78 @@
         <w:tc>
           <w:tcPr>
             <w:tcW w:type="dxa" w:w="1296"/>
-            <w:tcMar>
-              <w:top w:w="80" w:type="dxa"/>
-              <w:bottom w:w="80" w:type="dxa"/>
-              <w:left w:w="80" w:type="dxa"/>
-              <w:right w:w="80" w:type="dxa"/>
-            </w:tcMar>
           </w:tcPr>
           <w:p>
             <w:r>
               <w:rPr>
-                <w:rFonts w:ascii="Times New Roman" w:hAnsi="Times New Roman"/>
-                <w:b/>
                 <w:sz w:val="20"/>
               </w:rPr>
-              <w:t>Hiệu năng &amp; Nhẹ nhàng (Speed)</w:t>
+              <w:t>Sơ đồ theo package</w:t>
             </w:r>
           </w:p>
         </w:tc>
         <w:tc>
           <w:tcPr>
             <w:tcW w:type="dxa" w:w="1296"/>
-            <w:tcMar>
-              <w:top w:w="80" w:type="dxa"/>
-              <w:bottom w:w="80" w:type="dxa"/>
-              <w:left w:w="80" w:type="dxa"/>
-              <w:right w:w="80" w:type="dxa"/>
-            </w:tcMar>
           </w:tcPr>
           <w:p>
-            <w:pPr>
-              <w:jc w:val="center"/>
-            </w:pPr>
             <w:r>
               <w:rPr>
-                <w:rFonts w:ascii="Times New Roman" w:hAnsi="Times New Roman"/>
                 <w:sz w:val="20"/>
               </w:rPr>
-              <w:t>15%</w:t>
+              <w:t>—</w:t>
             </w:r>
           </w:p>
         </w:tc>
         <w:tc>
           <w:tcPr>
             <w:tcW w:type="dxa" w:w="1296"/>
-            <w:tcMar>
-              <w:top w:w="80" w:type="dxa"/>
-              <w:bottom w:w="80" w:type="dxa"/>
-              <w:left w:w="80" w:type="dxa"/>
-              <w:right w:w="80" w:type="dxa"/>
-            </w:tcMar>
           </w:tcPr>
           <w:p>
             <w:r>
               <w:rPr>
-                <w:rFonts w:ascii="Times New Roman" w:hAnsi="Times New Roman"/>
                 <w:sz w:val="20"/>
               </w:rPr>
-              <w:t>2.5 (0.375)</w:t>
+              <w:t>Chọn package → tạo Class Diagram</w:t>
             </w:r>
           </w:p>
         </w:tc>
         <w:tc>
           <w:tcPr>
             <w:tcW w:type="dxa" w:w="1296"/>
-            <w:tcMar>
-              <w:top w:w="80" w:type="dxa"/>
-              <w:bottom w:w="80" w:type="dxa"/>
-              <w:left w:w="80" w:type="dxa"/>
-              <w:right w:w="80" w:type="dxa"/>
-            </w:tcMar>
           </w:tcPr>
           <w:p>
             <w:r>
               <w:rPr>
-                <w:rFonts w:ascii="Times New Roman" w:hAnsi="Times New Roman"/>
                 <w:sz w:val="20"/>
               </w:rPr>
-              <w:t>3.5 (0.525)</w:t>
+              <w:t>Tự tạo khi import nếu bật tùy chọn</w:t>
             </w:r>
           </w:p>
         </w:tc>
         <w:tc>
           <w:tcPr>
             <w:tcW w:type="dxa" w:w="1296"/>
-            <w:tcMar>
-              <w:top w:w="80" w:type="dxa"/>
-              <w:bottom w:w="80" w:type="dxa"/>
-              <w:left w:w="80" w:type="dxa"/>
-              <w:right w:w="80" w:type="dxa"/>
-            </w:tcMar>
           </w:tcPr>
           <w:p>
             <w:r>
               <w:rPr>
-                <w:rFonts w:ascii="Times New Roman" w:hAnsi="Times New Roman"/>
                 <w:sz w:val="20"/>
               </w:rPr>
-              <w:t>5.0 (0.750)</w:t>
+              <w:t>Có overview/hierarchy</w:t>
             </w:r>
           </w:p>
         </w:tc>
         <w:tc>
           <w:tcPr>
             <w:tcW w:type="dxa" w:w="1296"/>
-            <w:tcMar>
-              <w:top w:w="80" w:type="dxa"/>
-              <w:bottom w:w="80" w:type="dxa"/>
-              <w:left w:w="80" w:type="dxa"/>
-              <w:right w:w="80" w:type="dxa"/>
-            </w:tcMar>
           </w:tcPr>
           <w:p>
-            <w:pPr>
-              <w:jc w:val="center"/>
-            </w:pPr>
             <w:r>
               <w:rPr>
-                <w:rFonts w:ascii="Times New Roman" w:hAnsi="Times New Roman"/>
                 <w:sz w:val="20"/>
               </w:rPr>
-              <w:t>StarUML</w:t>
+              <w:t>Cả ba có hỗ trợ</w:t>
             </w:r>
           </w:p>
         </w:tc>
@@ -1126,21 +989,10 @@
         <w:tc>
           <w:tcPr>
             <w:tcW w:type="dxa" w:w="1296"/>
-            <w:tcMar>
-              <w:top w:w="80" w:type="dxa"/>
-              <w:bottom w:w="80" w:type="dxa"/>
-              <w:left w:w="80" w:type="dxa"/>
-              <w:right w:w="80" w:type="dxa"/>
-            </w:tcMar>
-            <w:shd w:fill="F7F7F7"/>
           </w:tcPr>
           <w:p>
-            <w:pPr>
-              <w:jc w:val="center"/>
-            </w:pPr>
             <w:r>
               <w:rPr>
-                <w:rFonts w:ascii="Times New Roman" w:hAnsi="Times New Roman"/>
                 <w:sz w:val="20"/>
               </w:rPr>
               <w:t>2</w:t>
@@ -1150,133 +1002,78 @@
         <w:tc>
           <w:tcPr>
             <w:tcW w:type="dxa" w:w="1296"/>
-            <w:tcMar>
-              <w:top w:w="80" w:type="dxa"/>
-              <w:bottom w:w="80" w:type="dxa"/>
-              <w:left w:w="80" w:type="dxa"/>
-              <w:right w:w="80" w:type="dxa"/>
-            </w:tcMar>
-            <w:shd w:fill="F7F7F7"/>
           </w:tcPr>
           <w:p>
             <w:r>
               <w:rPr>
-                <w:rFonts w:ascii="Times New Roman" w:hAnsi="Times New Roman"/>
-                <w:b/>
                 <w:sz w:val="20"/>
               </w:rPr>
-              <w:t>Quy mô lớn &amp; Truy vết (Enterprise)</w:t>
+              <w:t>Gom sơ đồ tổng quan</w:t>
             </w:r>
           </w:p>
         </w:tc>
         <w:tc>
           <w:tcPr>
             <w:tcW w:type="dxa" w:w="1296"/>
-            <w:tcMar>
-              <w:top w:w="80" w:type="dxa"/>
-              <w:bottom w:w="80" w:type="dxa"/>
-              <w:left w:w="80" w:type="dxa"/>
-              <w:right w:w="80" w:type="dxa"/>
-            </w:tcMar>
-            <w:shd w:fill="F7F7F7"/>
           </w:tcPr>
           <w:p>
-            <w:pPr>
-              <w:jc w:val="center"/>
-            </w:pPr>
             <w:r>
               <w:rPr>
-                <w:rFonts w:ascii="Times New Roman" w:hAnsi="Times New Roman"/>
                 <w:sz w:val="20"/>
               </w:rPr>
-              <w:t>15%</w:t>
+              <w:t>—</w:t>
             </w:r>
           </w:p>
         </w:tc>
         <w:tc>
           <w:tcPr>
             <w:tcW w:type="dxa" w:w="1296"/>
-            <w:tcMar>
-              <w:top w:w="80" w:type="dxa"/>
-              <w:bottom w:w="80" w:type="dxa"/>
-              <w:left w:w="80" w:type="dxa"/>
-              <w:right w:w="80" w:type="dxa"/>
-            </w:tcMar>
-            <w:shd w:fill="F7F7F7"/>
           </w:tcPr>
           <w:p>
             <w:r>
               <w:rPr>
-                <w:rFonts w:ascii="Times New Roman" w:hAnsi="Times New Roman"/>
                 <w:sz w:val="20"/>
               </w:rPr>
-              <w:t>4.0 (0.600)</w:t>
+              <w:t>Thuận tiện; ít kéo từng class</w:t>
             </w:r>
           </w:p>
         </w:tc>
         <w:tc>
           <w:tcPr>
             <w:tcW w:type="dxa" w:w="1296"/>
-            <w:tcMar>
-              <w:top w:w="80" w:type="dxa"/>
-              <w:bottom w:w="80" w:type="dxa"/>
-              <w:left w:w="80" w:type="dxa"/>
-              <w:right w:w="80" w:type="dxa"/>
-            </w:tcMar>
-            <w:shd w:fill="F7F7F7"/>
           </w:tcPr>
           <w:p>
             <w:r>
               <w:rPr>
-                <w:rFonts w:ascii="Times New Roman" w:hAnsi="Times New Roman"/>
                 <w:sz w:val="20"/>
               </w:rPr>
-              <w:t>5.0 (0.750)</w:t>
+              <w:t>Quy trình đang thử: kéo class, thêm phần tử liên quan</w:t>
             </w:r>
           </w:p>
         </w:tc>
         <w:tc>
           <w:tcPr>
             <w:tcW w:type="dxa" w:w="1296"/>
-            <w:tcMar>
-              <w:top w:w="80" w:type="dxa"/>
-              <w:bottom w:w="80" w:type="dxa"/>
-              <w:left w:w="80" w:type="dxa"/>
-              <w:right w:w="80" w:type="dxa"/>
-            </w:tcMar>
-            <w:shd w:fill="F7F7F7"/>
           </w:tcPr>
           <w:p>
             <w:r>
               <w:rPr>
-                <w:rFonts w:ascii="Times New Roman" w:hAnsi="Times New Roman"/>
                 <w:sz w:val="20"/>
               </w:rPr>
-              <w:t>2.5 (0.375)</w:t>
+              <w:t>Nhiều thao tác gom và chỉnh bố cục</w:t>
             </w:r>
           </w:p>
         </w:tc>
         <w:tc>
           <w:tcPr>
             <w:tcW w:type="dxa" w:w="1296"/>
-            <w:tcMar>
-              <w:top w:w="80" w:type="dxa"/>
-              <w:bottom w:w="80" w:type="dxa"/>
-              <w:left w:w="80" w:type="dxa"/>
-              <w:right w:w="80" w:type="dxa"/>
-            </w:tcMar>
-            <w:shd w:fill="F7F7F7"/>
           </w:tcPr>
           <w:p>
-            <w:pPr>
-              <w:jc w:val="center"/>
-            </w:pPr>
             <w:r>
               <w:rPr>
-                <w:rFonts w:ascii="Times New Roman" w:hAnsi="Times New Roman"/>
                 <w:sz w:val="20"/>
               </w:rPr>
-              <w:t>EA</w:t>
+              <w:t>VP trong lần thử</w:t>
             </w:r>
           </w:p>
         </w:tc>
@@ -1285,20 +1082,10 @@
         <w:tc>
           <w:tcPr>
             <w:tcW w:type="dxa" w:w="1296"/>
-            <w:tcMar>
-              <w:top w:w="80" w:type="dxa"/>
-              <w:bottom w:w="80" w:type="dxa"/>
-              <w:left w:w="80" w:type="dxa"/>
-              <w:right w:w="80" w:type="dxa"/>
-            </w:tcMar>
           </w:tcPr>
           <w:p>
-            <w:pPr>
-              <w:jc w:val="center"/>
-            </w:pPr>
             <w:r>
               <w:rPr>
-                <w:rFonts w:ascii="Times New Roman" w:hAnsi="Times New Roman"/>
                 <w:sz w:val="20"/>
               </w:rPr>
               <w:t>3</w:t>
@@ -1308,127 +1095,78 @@
         <w:tc>
           <w:tcPr>
             <w:tcW w:type="dxa" w:w="1296"/>
-            <w:tcMar>
-              <w:top w:w="80" w:type="dxa"/>
-              <w:bottom w:w="80" w:type="dxa"/>
-              <w:left w:w="80" w:type="dxa"/>
-              <w:right w:w="80" w:type="dxa"/>
-            </w:tcMar>
           </w:tcPr>
           <w:p>
             <w:r>
               <w:rPr>
-                <w:rFonts w:ascii="Times New Roman" w:hAnsi="Times New Roman"/>
-                <w:b/>
                 <w:sz w:val="20"/>
               </w:rPr>
-              <w:t>Tự động hóa Đảo ngược (Layout)</w:t>
+              <w:t>Quan hệ lớp</w:t>
             </w:r>
           </w:p>
         </w:tc>
         <w:tc>
           <w:tcPr>
             <w:tcW w:type="dxa" w:w="1296"/>
-            <w:tcMar>
-              <w:top w:w="80" w:type="dxa"/>
-              <w:bottom w:w="80" w:type="dxa"/>
-              <w:left w:w="80" w:type="dxa"/>
-              <w:right w:w="80" w:type="dxa"/>
-            </w:tcMar>
           </w:tcPr>
           <w:p>
-            <w:pPr>
-              <w:jc w:val="center"/>
-            </w:pPr>
             <w:r>
               <w:rPr>
-                <w:rFonts w:ascii="Times New Roman" w:hAnsi="Times New Roman"/>
                 <w:sz w:val="20"/>
               </w:rPr>
-              <w:t>25%</w:t>
+              <w:t>—</w:t>
             </w:r>
           </w:p>
         </w:tc>
         <w:tc>
           <w:tcPr>
             <w:tcW w:type="dxa" w:w="1296"/>
-            <w:tcMar>
-              <w:top w:w="80" w:type="dxa"/>
-              <w:bottom w:w="80" w:type="dxa"/>
-              <w:left w:w="80" w:type="dxa"/>
-              <w:right w:w="80" w:type="dxa"/>
-            </w:tcMar>
           </w:tcPr>
           <w:p>
             <w:r>
               <w:rPr>
-                <w:rFonts w:ascii="Times New Roman" w:hAnsi="Times New Roman"/>
                 <w:sz w:val="20"/>
               </w:rPr>
-              <w:t>4.5 (1.125)</w:t>
+              <w:t>Ảnh có association và kế thừa</w:t>
             </w:r>
           </w:p>
         </w:tc>
         <w:tc>
           <w:tcPr>
             <w:tcW w:type="dxa" w:w="1296"/>
-            <w:tcMar>
-              <w:top w:w="80" w:type="dxa"/>
-              <w:bottom w:w="80" w:type="dxa"/>
-              <w:left w:w="80" w:type="dxa"/>
-              <w:right w:w="80" w:type="dxa"/>
-            </w:tcMar>
           </w:tcPr>
           <w:p>
             <w:r>
               <w:rPr>
-                <w:rFonts w:ascii="Times New Roman" w:hAnsi="Times New Roman"/>
                 <w:sz w:val="20"/>
               </w:rPr>
-              <w:t>3.5 (0.875)</w:t>
+              <w:t>Ảnh có association và kế thừa</w:t>
             </w:r>
           </w:p>
         </w:tc>
         <w:tc>
           <w:tcPr>
             <w:tcW w:type="dxa" w:w="1296"/>
-            <w:tcMar>
-              <w:top w:w="80" w:type="dxa"/>
-              <w:bottom w:w="80" w:type="dxa"/>
-              <w:left w:w="80" w:type="dxa"/>
-              <w:right w:w="80" w:type="dxa"/>
-            </w:tcMar>
           </w:tcPr>
           <w:p>
             <w:r>
               <w:rPr>
-                <w:rFonts w:ascii="Times New Roman" w:hAnsi="Times New Roman"/>
                 <w:sz w:val="20"/>
               </w:rPr>
-              <w:t>2.0 (0.500)</w:t>
+              <w:t>Ảnh có quan hệ entity</w:t>
             </w:r>
           </w:p>
         </w:tc>
         <w:tc>
           <w:tcPr>
             <w:tcW w:type="dxa" w:w="1296"/>
-            <w:tcMar>
-              <w:top w:w="80" w:type="dxa"/>
-              <w:bottom w:w="80" w:type="dxa"/>
-              <w:left w:w="80" w:type="dxa"/>
-              <w:right w:w="80" w:type="dxa"/>
-            </w:tcMar>
           </w:tcPr>
           <w:p>
-            <w:pPr>
-              <w:jc w:val="center"/>
-            </w:pPr>
             <w:r>
               <w:rPr>
-                <w:rFonts w:ascii="Times New Roman" w:hAnsi="Times New Roman"/>
                 <w:sz w:val="20"/>
               </w:rPr>
-              <w:t>Visual Paradigm</w:t>
+              <w:t>Đối chiếu với mã</w:t>
             </w:r>
           </w:p>
         </w:tc>
@@ -1437,21 +1175,10 @@
         <w:tc>
           <w:tcPr>
             <w:tcW w:type="dxa" w:w="1296"/>
-            <w:tcMar>
-              <w:top w:w="80" w:type="dxa"/>
-              <w:bottom w:w="80" w:type="dxa"/>
-              <w:left w:w="80" w:type="dxa"/>
-              <w:right w:w="80" w:type="dxa"/>
-            </w:tcMar>
-            <w:shd w:fill="F7F7F7"/>
           </w:tcPr>
           <w:p>
-            <w:pPr>
-              <w:jc w:val="center"/>
-            </w:pPr>
             <w:r>
               <w:rPr>
-                <w:rFonts w:ascii="Times New Roman" w:hAnsi="Times New Roman"/>
                 <w:sz w:val="20"/>
               </w:rPr>
               <w:t>4</w:t>
@@ -1461,133 +1188,78 @@
         <w:tc>
           <w:tcPr>
             <w:tcW w:type="dxa" w:w="1296"/>
-            <w:tcMar>
-              <w:top w:w="80" w:type="dxa"/>
-              <w:bottom w:w="80" w:type="dxa"/>
-              <w:left w:w="80" w:type="dxa"/>
-              <w:right w:w="80" w:type="dxa"/>
-            </w:tcMar>
-            <w:shd w:fill="F7F7F7"/>
           </w:tcPr>
           <w:p>
             <w:r>
               <w:rPr>
-                <w:rFonts w:ascii="Times New Roman" w:hAnsi="Times New Roman"/>
-                <w:b/>
                 <w:sz w:val="20"/>
               </w:rPr>
-              <w:t>Đồng bộ Round-trip &amp; ERD</w:t>
+              <w:t>Dễ sử dụng trong tác vụ</w:t>
             </w:r>
           </w:p>
         </w:tc>
         <w:tc>
           <w:tcPr>
             <w:tcW w:type="dxa" w:w="1296"/>
-            <w:tcMar>
-              <w:top w:w="80" w:type="dxa"/>
-              <w:bottom w:w="80" w:type="dxa"/>
-              <w:left w:w="80" w:type="dxa"/>
-              <w:right w:w="80" w:type="dxa"/>
-            </w:tcMar>
-            <w:shd w:fill="F7F7F7"/>
           </w:tcPr>
           <w:p>
-            <w:pPr>
-              <w:jc w:val="center"/>
-            </w:pPr>
             <w:r>
               <w:rPr>
-                <w:rFonts w:ascii="Times New Roman" w:hAnsi="Times New Roman"/>
                 <w:sz w:val="20"/>
               </w:rPr>
-              <w:t>20%</w:t>
+              <w:t>—</w:t>
             </w:r>
           </w:p>
         </w:tc>
         <w:tc>
           <w:tcPr>
             <w:tcW w:type="dxa" w:w="1296"/>
-            <w:tcMar>
-              <w:top w:w="80" w:type="dxa"/>
-              <w:bottom w:w="80" w:type="dxa"/>
-              <w:left w:w="80" w:type="dxa"/>
-              <w:right w:w="80" w:type="dxa"/>
-            </w:tcMar>
-            <w:shd w:fill="F7F7F7"/>
           </w:tcPr>
           <w:p>
             <w:r>
               <w:rPr>
-                <w:rFonts w:ascii="Times New Roman" w:hAnsi="Times New Roman"/>
                 <w:sz w:val="20"/>
               </w:rPr>
-              <w:t>4.5 (0.900)</w:t>
+              <w:t>Người thực nghiệm đánh giá thuận tiện nhất</w:t>
             </w:r>
           </w:p>
         </w:tc>
         <w:tc>
           <w:tcPr>
             <w:tcW w:type="dxa" w:w="1296"/>
-            <w:tcMar>
-              <w:top w:w="80" w:type="dxa"/>
-              <w:bottom w:w="80" w:type="dxa"/>
-              <w:left w:w="80" w:type="dxa"/>
-              <w:right w:w="80" w:type="dxa"/>
-            </w:tcMar>
-            <w:shd w:fill="F7F7F7"/>
           </w:tcPr>
           <w:p>
             <w:r>
               <w:rPr>
-                <w:rFonts w:ascii="Times New Roman" w:hAnsi="Times New Roman"/>
                 <w:sz w:val="20"/>
               </w:rPr>
-              <w:t>4.0 (0.800)</w:t>
+              <w:t>Tìm class; đã kéo nhầm diagram và làm lại</w:t>
             </w:r>
           </w:p>
         </w:tc>
         <w:tc>
           <w:tcPr>
             <w:tcW w:type="dxa" w:w="1296"/>
-            <w:tcMar>
-              <w:top w:w="80" w:type="dxa"/>
-              <w:bottom w:w="80" w:type="dxa"/>
-              <w:left w:w="80" w:type="dxa"/>
-              <w:right w:w="80" w:type="dxa"/>
-            </w:tcMar>
-            <w:shd w:fill="F7F7F7"/>
           </w:tcPr>
           <w:p>
             <w:r>
               <w:rPr>
-                <w:rFonts w:ascii="Times New Roman" w:hAnsi="Times New Roman"/>
                 <w:sz w:val="20"/>
               </w:rPr>
-              <w:t>2.0 (0.400)</w:t>
+              <w:t>Kéo thả khá tốn công</w:t>
             </w:r>
           </w:p>
         </w:tc>
         <w:tc>
           <w:tcPr>
             <w:tcW w:type="dxa" w:w="1296"/>
-            <w:tcMar>
-              <w:top w:w="80" w:type="dxa"/>
-              <w:bottom w:w="80" w:type="dxa"/>
-              <w:left w:w="80" w:type="dxa"/>
-              <w:right w:w="80" w:type="dxa"/>
-            </w:tcMar>
-            <w:shd w:fill="F7F7F7"/>
           </w:tcPr>
           <w:p>
-            <w:pPr>
-              <w:jc w:val="center"/>
-            </w:pPr>
             <w:r>
               <w:rPr>
-                <w:rFonts w:ascii="Times New Roman" w:hAnsi="Times New Roman"/>
                 <w:sz w:val="20"/>
               </w:rPr>
-              <w:t>Visual Paradigm</w:t>
+              <w:t>VP trong lần thử</w:t>
             </w:r>
           </w:p>
         </w:tc>
@@ -1596,20 +1268,10 @@
         <w:tc>
           <w:tcPr>
             <w:tcW w:type="dxa" w:w="1296"/>
-            <w:tcMar>
-              <w:top w:w="80" w:type="dxa"/>
-              <w:bottom w:w="80" w:type="dxa"/>
-              <w:left w:w="80" w:type="dxa"/>
-              <w:right w:w="80" w:type="dxa"/>
-            </w:tcMar>
           </w:tcPr>
           <w:p>
-            <w:pPr>
-              <w:jc w:val="center"/>
-            </w:pPr>
             <w:r>
               <w:rPr>
-                <w:rFonts w:ascii="Times New Roman" w:hAnsi="Times New Roman"/>
                 <w:sz w:val="20"/>
               </w:rPr>
               <w:t>5</w:t>
@@ -1619,127 +1281,78 @@
         <w:tc>
           <w:tcPr>
             <w:tcW w:type="dxa" w:w="1296"/>
-            <w:tcMar>
-              <w:top w:w="80" w:type="dxa"/>
-              <w:bottom w:w="80" w:type="dxa"/>
-              <w:left w:w="80" w:type="dxa"/>
-              <w:right w:w="80" w:type="dxa"/>
-            </w:tcMar>
           </w:tcPr>
           <w:p>
             <w:r>
               <w:rPr>
-                <w:rFonts w:ascii="Times New Roman" w:hAnsi="Times New Roman"/>
-                <w:b/>
                 <w:sz w:val="20"/>
               </w:rPr>
-              <w:t>Giao diện UI/UX &amp; Dễ học</w:t>
+              <w:t>Round-trip và hiệu năng</w:t>
             </w:r>
           </w:p>
         </w:tc>
         <w:tc>
           <w:tcPr>
             <w:tcW w:type="dxa" w:w="1296"/>
-            <w:tcMar>
-              <w:top w:w="80" w:type="dxa"/>
-              <w:bottom w:w="80" w:type="dxa"/>
-              <w:left w:w="80" w:type="dxa"/>
-              <w:right w:w="80" w:type="dxa"/>
-            </w:tcMar>
           </w:tcPr>
           <w:p>
-            <w:pPr>
-              <w:jc w:val="center"/>
-            </w:pPr>
             <w:r>
               <w:rPr>
-                <w:rFonts w:ascii="Times New Roman" w:hAnsi="Times New Roman"/>
                 <w:sz w:val="20"/>
               </w:rPr>
-              <w:t>15%</w:t>
+              <w:t>—</w:t>
             </w:r>
           </w:p>
         </w:tc>
         <w:tc>
           <w:tcPr>
             <w:tcW w:type="dxa" w:w="1296"/>
-            <w:tcMar>
-              <w:top w:w="80" w:type="dxa"/>
-              <w:bottom w:w="80" w:type="dxa"/>
-              <w:left w:w="80" w:type="dxa"/>
-              <w:right w:w="80" w:type="dxa"/>
-            </w:tcMar>
           </w:tcPr>
           <w:p>
             <w:r>
               <w:rPr>
-                <w:rFonts w:ascii="Times New Roman" w:hAnsi="Times New Roman"/>
                 <w:sz w:val="20"/>
               </w:rPr>
-              <w:t>3.0 (0.450)</w:t>
+              <w:t>Chưa đủ minh chứng để chấm</w:t>
             </w:r>
           </w:p>
         </w:tc>
         <w:tc>
           <w:tcPr>
             <w:tcW w:type="dxa" w:w="1296"/>
-            <w:tcMar>
-              <w:top w:w="80" w:type="dxa"/>
-              <w:bottom w:w="80" w:type="dxa"/>
-              <w:left w:w="80" w:type="dxa"/>
-              <w:right w:w="80" w:type="dxa"/>
-            </w:tcMar>
           </w:tcPr>
           <w:p>
             <w:r>
               <w:rPr>
-                <w:rFonts w:ascii="Times New Roman" w:hAnsi="Times New Roman"/>
                 <w:sz w:val="20"/>
               </w:rPr>
-              <w:t>2.0 (0.300)</w:t>
+              <w:t>Chưa đủ minh chứng để chấm</w:t>
             </w:r>
           </w:p>
         </w:tc>
         <w:tc>
           <w:tcPr>
             <w:tcW w:type="dxa" w:w="1296"/>
-            <w:tcMar>
-              <w:top w:w="80" w:type="dxa"/>
-              <w:bottom w:w="80" w:type="dxa"/>
-              <w:left w:w="80" w:type="dxa"/>
-              <w:right w:w="80" w:type="dxa"/>
-            </w:tcMar>
           </w:tcPr>
           <w:p>
             <w:r>
               <w:rPr>
-                <w:rFonts w:ascii="Times New Roman" w:hAnsi="Times New Roman"/>
                 <w:sz w:val="20"/>
               </w:rPr>
-              <w:t>4.5 (0.675)</w:t>
+              <w:t>Chưa đủ minh chứng để chấm</w:t>
             </w:r>
           </w:p>
         </w:tc>
         <w:tc>
           <w:tcPr>
             <w:tcW w:type="dxa" w:w="1296"/>
-            <w:tcMar>
-              <w:top w:w="80" w:type="dxa"/>
-              <w:bottom w:w="80" w:type="dxa"/>
-              <w:left w:w="80" w:type="dxa"/>
-              <w:right w:w="80" w:type="dxa"/>
-            </w:tcMar>
           </w:tcPr>
           <w:p>
-            <w:pPr>
-              <w:jc w:val="center"/>
-            </w:pPr>
             <w:r>
               <w:rPr>
-                <w:rFonts w:ascii="Times New Roman" w:hAnsi="Times New Roman"/>
                 <w:sz w:val="20"/>
               </w:rPr>
-              <w:t>StarUML</w:t>
+              <w:t>Chưa kết luận</w:t>
             </w:r>
           </w:p>
         </w:tc>
@@ -1748,322 +1361,91 @@
         <w:tc>
           <w:tcPr>
             <w:tcW w:type="dxa" w:w="1296"/>
-            <w:tcMar>
-              <w:top w:w="80" w:type="dxa"/>
-              <w:bottom w:w="80" w:type="dxa"/>
-              <w:left w:w="80" w:type="dxa"/>
-              <w:right w:w="80" w:type="dxa"/>
-            </w:tcMar>
-            <w:shd w:fill="F7F7F7"/>
           </w:tcPr>
           <w:p>
-            <w:pPr>
-              <w:jc w:val="center"/>
-            </w:pPr>
             <w:r>
               <w:rPr>
-                <w:rFonts w:ascii="Times New Roman" w:hAnsi="Times New Roman"/>
                 <w:sz w:val="20"/>
               </w:rPr>
-              <w:t>6</w:t>
+              <w:t>KẾT LUẬN</w:t>
             </w:r>
           </w:p>
         </w:tc>
         <w:tc>
           <w:tcPr>
             <w:tcW w:type="dxa" w:w="1296"/>
-            <w:tcMar>
-              <w:top w:w="80" w:type="dxa"/>
-              <w:bottom w:w="80" w:type="dxa"/>
-              <w:left w:w="80" w:type="dxa"/>
-              <w:right w:w="80" w:type="dxa"/>
-            </w:tcMar>
-            <w:shd w:fill="F7F7F7"/>
           </w:tcPr>
           <w:p>
             <w:r>
               <w:rPr>
-                <w:rFonts w:ascii="Times New Roman" w:hAnsi="Times New Roman"/>
-                <w:b/>
                 <w:sz w:val="20"/>
               </w:rPr>
-              <w:t>Linh hoạt Trial &amp; Chi phí</w:t>
+              <w:t>Chọn theo tác vụ đã thử</w:t>
             </w:r>
           </w:p>
         </w:tc>
         <w:tc>
           <w:tcPr>
             <w:tcW w:type="dxa" w:w="1296"/>
-            <w:tcMar>
-              <w:top w:w="80" w:type="dxa"/>
-              <w:bottom w:w="80" w:type="dxa"/>
-              <w:left w:w="80" w:type="dxa"/>
-              <w:right w:w="80" w:type="dxa"/>
-            </w:tcMar>
-            <w:shd w:fill="F7F7F7"/>
           </w:tcPr>
           <w:p>
-            <w:pPr>
-              <w:jc w:val="center"/>
-            </w:pPr>
             <w:r>
               <w:rPr>
-                <w:rFonts w:ascii="Times New Roman" w:hAnsi="Times New Roman"/>
                 <w:sz w:val="20"/>
               </w:rPr>
-              <w:t>10%</w:t>
+              <w:t>—</w:t>
             </w:r>
           </w:p>
         </w:tc>
         <w:tc>
           <w:tcPr>
             <w:tcW w:type="dxa" w:w="1296"/>
-            <w:tcMar>
-              <w:top w:w="80" w:type="dxa"/>
-              <w:bottom w:w="80" w:type="dxa"/>
-              <w:left w:w="80" w:type="dxa"/>
-              <w:right w:w="80" w:type="dxa"/>
-            </w:tcMar>
-            <w:shd w:fill="F7F7F7"/>
           </w:tcPr>
           <w:p>
             <w:r>
               <w:rPr>
-                <w:rFonts w:ascii="Times New Roman" w:hAnsi="Times New Roman"/>
                 <w:sz w:val="20"/>
               </w:rPr>
-              <w:t>3.0 (0.300)</w:t>
+              <w:t>Chọn Visual Paradigm</w:t>
             </w:r>
           </w:p>
         </w:tc>
         <w:tc>
           <w:tcPr>
             <w:tcW w:type="dxa" w:w="1296"/>
-            <w:tcMar>
-              <w:top w:w="80" w:type="dxa"/>
-              <w:bottom w:w="80" w:type="dxa"/>
-              <w:left w:w="80" w:type="dxa"/>
-              <w:right w:w="80" w:type="dxa"/>
-            </w:tcMar>
-            <w:shd w:fill="F7F7F7"/>
           </w:tcPr>
           <w:p>
             <w:r>
               <w:rPr>
-                <w:rFonts w:ascii="Times New Roman" w:hAnsi="Times New Roman"/>
                 <w:sz w:val="20"/>
               </w:rPr>
-              <w:t>1.5 (0.150)</w:t>
+              <w:t>Có chức năng tự tạo sơ đồ</w:t>
             </w:r>
           </w:p>
         </w:tc>
         <w:tc>
           <w:tcPr>
             <w:tcW w:type="dxa" w:w="1296"/>
-            <w:tcMar>
-              <w:top w:w="80" w:type="dxa"/>
-              <w:bottom w:w="80" w:type="dxa"/>
-              <w:left w:w="80" w:type="dxa"/>
-              <w:right w:w="80" w:type="dxa"/>
-            </w:tcMar>
-            <w:shd w:fill="F7F7F7"/>
           </w:tcPr>
           <w:p>
             <w:r>
               <w:rPr>
-                <w:rFonts w:ascii="Times New Roman" w:hAnsi="Times New Roman"/>
                 <w:sz w:val="20"/>
               </w:rPr>
-              <w:t>4.0 (0.400)</w:t>
+              <w:t>Có chức năng tự tạo sơ đồ</w:t>
             </w:r>
           </w:p>
         </w:tc>
         <w:tc>
           <w:tcPr>
             <w:tcW w:type="dxa" w:w="1296"/>
-            <w:tcMar>
-              <w:top w:w="80" w:type="dxa"/>
-              <w:bottom w:w="80" w:type="dxa"/>
-              <w:left w:w="80" w:type="dxa"/>
-              <w:right w:w="80" w:type="dxa"/>
-            </w:tcMar>
-            <w:shd w:fill="F7F7F7"/>
-          </w:tcPr>
-          <w:p>
-            <w:pPr>
-              <w:jc w:val="center"/>
-            </w:pPr>
-            <w:r>
-              <w:rPr>
-                <w:rFonts w:ascii="Times New Roman" w:hAnsi="Times New Roman"/>
-                <w:sz w:val="20"/>
-              </w:rPr>
-              <w:t>StarUML</w:t>
-            </w:r>
-          </w:p>
-        </w:tc>
-      </w:tr>
-      <w:tr>
-        <w:tc>
-          <w:tcPr>
-            <w:tcW w:type="dxa" w:w="1296"/>
-            <w:tcMar>
-              <w:top w:w="80" w:type="dxa"/>
-              <w:bottom w:w="80" w:type="dxa"/>
-              <w:left w:w="80" w:type="dxa"/>
-              <w:right w:w="80" w:type="dxa"/>
-            </w:tcMar>
-            <w:shd w:fill="E6F0FA"/>
-          </w:tcPr>
-          <w:p>
-            <w:pPr>
-              <w:jc w:val="center"/>
-            </w:pPr>
-            <w:r>
-              <w:rPr>
-                <w:rFonts w:ascii="Times New Roman" w:hAnsi="Times New Roman"/>
-                <w:b/>
-                <w:sz w:val="20"/>
-              </w:rPr>
-              <w:t>TỔNG</w:t>
-            </w:r>
-          </w:p>
-        </w:tc>
-        <w:tc>
-          <w:tcPr>
-            <w:tcW w:type="dxa" w:w="1296"/>
-            <w:tcMar>
-              <w:top w:w="80" w:type="dxa"/>
-              <w:bottom w:w="80" w:type="dxa"/>
-              <w:left w:w="80" w:type="dxa"/>
-              <w:right w:w="80" w:type="dxa"/>
-            </w:tcMar>
-            <w:shd w:fill="E6F0FA"/>
           </w:tcPr>
           <w:p>
             <w:r>
               <w:rPr>
-                <w:rFonts w:ascii="Times New Roman" w:hAnsi="Times New Roman"/>
-                <w:b/>
                 <w:sz w:val="20"/>
               </w:rPr>
-              <w:t>ĐIỂM TRỌNG SỐ TỔNG HỢP</w:t>
-            </w:r>
-          </w:p>
-        </w:tc>
-        <w:tc>
-          <w:tcPr>
-            <w:tcW w:type="dxa" w:w="1296"/>
-            <w:tcMar>
-              <w:top w:w="80" w:type="dxa"/>
-              <w:bottom w:w="80" w:type="dxa"/>
-              <w:left w:w="80" w:type="dxa"/>
-              <w:right w:w="80" w:type="dxa"/>
-            </w:tcMar>
-            <w:shd w:fill="E6F0FA"/>
-          </w:tcPr>
-          <w:p>
-            <w:pPr>
-              <w:jc w:val="center"/>
-            </w:pPr>
-            <w:r>
-              <w:rPr>
-                <w:rFonts w:ascii="Times New Roman" w:hAnsi="Times New Roman"/>
-                <w:b/>
-                <w:sz w:val="20"/>
-              </w:rPr>
-              <w:t>100%</w:t>
-            </w:r>
-          </w:p>
-        </w:tc>
-        <w:tc>
-          <w:tcPr>
-            <w:tcW w:type="dxa" w:w="1296"/>
-            <w:tcMar>
-              <w:top w:w="80" w:type="dxa"/>
-              <w:bottom w:w="80" w:type="dxa"/>
-              <w:left w:w="80" w:type="dxa"/>
-              <w:right w:w="80" w:type="dxa"/>
-            </w:tcMar>
-            <w:shd w:fill="E6F0FA"/>
-          </w:tcPr>
-          <w:p>
-            <w:r>
-              <w:rPr>
-                <w:rFonts w:ascii="Times New Roman" w:hAnsi="Times New Roman"/>
-                <w:b/>
-                <w:sz w:val="20"/>
-              </w:rPr>
-              <w:t>3.75 / 5.0</w:t>
-            </w:r>
-          </w:p>
-        </w:tc>
-        <w:tc>
-          <w:tcPr>
-            <w:tcW w:type="dxa" w:w="1296"/>
-            <w:tcMar>
-              <w:top w:w="80" w:type="dxa"/>
-              <w:bottom w:w="80" w:type="dxa"/>
-              <w:left w:w="80" w:type="dxa"/>
-              <w:right w:w="80" w:type="dxa"/>
-            </w:tcMar>
-            <w:shd w:fill="E6F0FA"/>
-          </w:tcPr>
-          <w:p>
-            <w:r>
-              <w:rPr>
-                <w:rFonts w:ascii="Times New Roman" w:hAnsi="Times New Roman"/>
-                <w:b/>
-                <w:sz w:val="20"/>
-              </w:rPr>
-              <w:t>3.40 / 5.0</w:t>
-            </w:r>
-          </w:p>
-        </w:tc>
-        <w:tc>
-          <w:tcPr>
-            <w:tcW w:type="dxa" w:w="1296"/>
-            <w:tcMar>
-              <w:top w:w="80" w:type="dxa"/>
-              <w:bottom w:w="80" w:type="dxa"/>
-              <w:left w:w="80" w:type="dxa"/>
-              <w:right w:w="80" w:type="dxa"/>
-            </w:tcMar>
-            <w:shd w:fill="E6F0FA"/>
-          </w:tcPr>
-          <w:p>
-            <w:r>
-              <w:rPr>
-                <w:rFonts w:ascii="Times New Roman" w:hAnsi="Times New Roman"/>
-                <w:b/>
-                <w:sz w:val="20"/>
-              </w:rPr>
-              <w:t>3.10 / 5.0</w:t>
-            </w:r>
-          </w:p>
-        </w:tc>
-        <w:tc>
-          <w:tcPr>
-            <w:tcW w:type="dxa" w:w="1296"/>
-            <w:tcMar>
-              <w:top w:w="80" w:type="dxa"/>
-              <w:bottom w:w="80" w:type="dxa"/>
-              <w:left w:w="80" w:type="dxa"/>
-              <w:right w:w="80" w:type="dxa"/>
-            </w:tcMar>
-            <w:shd w:fill="E6F0FA"/>
-          </w:tcPr>
-          <w:p>
-            <w:pPr>
-              <w:jc w:val="center"/>
-            </w:pPr>
-            <w:r>
-              <w:rPr>
-                <w:rFonts w:ascii="Times New Roman" w:hAnsi="Times New Roman"/>
-                <w:b/>
-                <w:sz w:val="20"/>
-              </w:rPr>
-              <w:t>VP (Phù hợp nhất)</w:t>
+              <w:t>Không tính điểm tổng</w:t>
             </w:r>
           </w:p>
         </w:tc>
@@ -2074,12 +1456,7 @@
         <w:pStyle w:val="Heading2"/>
       </w:pPr>
       <w:r>
-        <w:rPr>
-          <w:rFonts w:ascii="Times New Roman" w:hAnsi="Times New Roman"/>
-          <w:b/>
-          <w:sz w:val="26"/>
-        </w:rPr>
-        <w:t>2.3. Biểu đồ Radar (Spider Chart) so sánh trực quan 3 công cụ</w:t>
+        <w:t>2.3. So sánh trực quan kết quả thực nghiệm ba công cụ</w:t>
       </w:r>
     </w:p>
     <w:p>
@@ -2090,7 +1467,7 @@
       <w:r>
         <w:drawing>
           <wp:inline xmlns:a="http://schemas.openxmlformats.org/drawingml/2006/main" xmlns:pic="http://schemas.openxmlformats.org/drawingml/2006/picture">
-            <wp:extent cx="4572000" cy="4151712"/>
+            <wp:extent cx="5577840" cy="4572000"/>
             <wp:docPr id="1" name="Picture 1"/>
             <wp:cNvGraphicFramePr>
               <a:graphicFrameLocks noChangeAspect="1"/>
@@ -2111,7 +1488,7 @@
                   <pic:spPr>
                     <a:xfrm>
                       <a:off x="0" y="0"/>
-                      <a:ext cx="4572000" cy="4151712"/>
+                      <a:ext cx="5577840" cy="4572000"/>
                     </a:xfrm>
                     <a:prstGeom prst="rect"/>
                   </pic:spPr>
@@ -2128,13 +1505,7 @@
         <w:jc w:val="center"/>
       </w:pPr>
       <w:r>
-        <w:rPr>
-          <w:rFonts w:ascii="Times New Roman" w:hAnsi="Times New Roman"/>
-          <w:b/>
-          <w:i/>
-          <w:sz w:val="22"/>
-        </w:rPr>
-        <w:t>Hình 2.1: Biểu đồ Radar (Spider Chart) 6 trục đánh giá đa chiều 3 công cụ</w:t>
+        <w:t>Hình 2.1. Radar of provisional user ratings for the observed Class Diagram workflow. No overall score.</w:t>
       </w:r>
     </w:p>
     <w:p>
